--- a/training/section-10/grant-packet/教学材料模板.docx
+++ b/training/section-10/grant-packet/教学材料模板.docx
@@ -779,7 +779,7 @@
       <w:color w:val="000000"/>
       <w:spacing w:val="5"/>
       <w:kern w:val="28"/>
-      <w:sz w:val="52"/>
+      <w:sz w:val="36"/>
       <w:szCs w:val="52"/>
     </w:rPr>
   </w:style>
